--- a/descargas/eso/word/PRESENTE_eso_celebracion.docx
+++ b/descargas/eso/word/PRESENTE_eso_celebracion.docx
@@ -261,9 +261,149 @@
       <w:pPr>
         <w:pStyle w:val="Cuerpo"/>
       </w:pPr>
-      <w:r>
-        <w:rPr/>
-        <w:t xml:space="preserve">Mc 13, 33-37. «Lo que os digo a vosotros lo digo a todos: ¡Velad!».</w:t>
+      <w:hyperlink r:id="rIdL1" w:history="1">
+        <w:r>
+          <w:rPr>
+            <w:rStyle w:val="Hipervnculo"/>
+          </w:rPr>
+          <w:t xml:space="preserve">Mc 13, 33-37</w:t>
+        </w:r>
+      </w:hyperlink>
+      <w:r>
+        <w:rPr/>
+        <w:t xml:space="preserve">. «Lo que os digo a vosotros lo digo a todos: ¡Velad!».</w:t>
+      </w:r>
+    </w:p>
+    <w:p>
+      <w:pPr>
+        <w:pStyle w:val="Lectura"/>
+        <w:keepNext/>
+        <w:pBdr>
+          <w:left w:val="single" w:sz="24" w:space="10" w:color="3490B0"/>
+        </w:pBdr>
+        <w:shd w:val="clear" w:color="auto" w:fill="F7F5EF"/>
+        <w:spacing w:before="120" w:after="60"/>
+      </w:pPr>
+      <w:r>
+        <w:rPr>
+          <w:b/>
+          <w:bCs/>
+          <w:color w:val="22708C"/>
+          <w:spacing w:val="10"/>
+          <w:sz w:val="16"/>
+          <w:szCs w:val="16"/>
+        </w:rPr>
+        <w:t xml:space="preserve">LECTURA  </w:t>
+      </w:r>
+      <w:r>
+        <w:rPr>
+          <w:color w:val="5D6B71"/>
+          <w:sz w:val="18"/>
+          <w:szCs w:val="18"/>
+        </w:rPr>
+        <w:t xml:space="preserve">Evangelio según san Marcos  </w:t>
+      </w:r>
+      <w:r>
+        <w:rPr>
+          <w:b/>
+          <w:bCs/>
+          <w:color w:val="22708C"/>
+          <w:sz w:val="18"/>
+          <w:szCs w:val="18"/>
+        </w:rPr>
+        <w:t xml:space="preserve">Mc 13, 33-37</w:t>
+      </w:r>
+    </w:p>
+    <w:p>
+      <w:pPr>
+        <w:pStyle w:val="Lectura"/>
+        <w:keepNext/>
+        <w:keepLines/>
+        <w:pBdr>
+          <w:left w:val="single" w:sz="24" w:space="10" w:color="3490B0"/>
+        </w:pBdr>
+        <w:shd w:val="clear" w:color="auto" w:fill="F7F5EF"/>
+        <w:spacing w:after="80"/>
+      </w:pPr>
+      <w:r>
+        <w:rPr>
+          <w:b/>
+          <w:color w:val="22708C"/>
+          <w:vertAlign w:val="superscript"/>
+        </w:rPr>
+        <w:t xml:space="preserve">33</w:t>
+      </w:r>
+      <w:r>
+        <w:rPr/>
+        <w:t xml:space="preserve">Estad atentos, vigilad: pues no sabéis cuándo es el momento. </w:t>
+      </w:r>
+      <w:r>
+        <w:rPr>
+          <w:b/>
+          <w:color w:val="22708C"/>
+          <w:vertAlign w:val="superscript"/>
+        </w:rPr>
+        <w:t xml:space="preserve">34</w:t>
+      </w:r>
+      <w:r>
+        <w:rPr/>
+        <w:t xml:space="preserve">Es igual que un hombre que se fue de viaje, y dejó su casa y dio a cada uno de sus criados su tarea, encargando al portero que velara. </w:t>
+      </w:r>
+      <w:r>
+        <w:rPr>
+          <w:b/>
+          <w:color w:val="22708C"/>
+          <w:vertAlign w:val="superscript"/>
+        </w:rPr>
+        <w:t xml:space="preserve">35</w:t>
+      </w:r>
+      <w:r>
+        <w:rPr/>
+        <w:t xml:space="preserve">Velad entonces, pues no sabéis cuándo vendrá el señor de la casa, si al atardecer, o a medianoche, o al canto del gallo, o al amanecer: </w:t>
+      </w:r>
+      <w:r>
+        <w:rPr>
+          <w:b/>
+          <w:color w:val="22708C"/>
+          <w:vertAlign w:val="superscript"/>
+        </w:rPr>
+        <w:t xml:space="preserve">36</w:t>
+      </w:r>
+      <w:r>
+        <w:rPr/>
+        <w:t xml:space="preserve">no sea que venga inesperadamente y os encuentre dormidos. </w:t>
+      </w:r>
+      <w:r>
+        <w:rPr>
+          <w:b/>
+          <w:color w:val="22708C"/>
+          <w:vertAlign w:val="superscript"/>
+        </w:rPr>
+        <w:t xml:space="preserve">37</w:t>
+      </w:r>
+      <w:r>
+        <w:rPr/>
+        <w:t xml:space="preserve">Lo que os digo a vosotros, lo digo a todos: ¡Velad!».</w:t>
+      </w:r>
+    </w:p>
+    <w:p>
+      <w:pPr>
+        <w:pStyle w:val="Lectura"/>
+        <w:pBdr>
+          <w:left w:val="single" w:sz="24" w:space="10" w:color="3490B0"/>
+        </w:pBdr>
+        <w:shd w:val="clear" w:color="auto" w:fill="F7F5EF"/>
+        <w:spacing w:after="200"/>
+      </w:pPr>
+      <w:r>
+        <w:rPr>
+          <w:i/>
+          <w:iCs/>
+          <w:color w:val="5D6B71"/>
+          <w:sz w:val="15"/>
+          <w:szCs w:val="15"/>
+        </w:rPr>
+        <w:t xml:space="preserve">Sagrada Biblia, versión oficial de la Conferencia Episcopal Española</w:t>
       </w:r>
     </w:p>
     <w:p>
